--- a/scripts/template.docx
+++ b/scripts/template.docx
@@ -493,7 +493,7 @@
     </w:rPrDefault>
     <w:pPrDefault>
       <w:pPr>
-        <w:spacing w:after="200"/>
+        <w:spacing w:after="200" w:line="300" w:lineRule="auto"/>
       </w:pPr>
     </w:pPrDefault>
   </w:docDefaults>
@@ -1141,13 +1141,22 @@
     <w:basedOn w:val="Normal"/>
     <w:qFormat/>
     <w:pPr>
+      <w:spacing w:before="0" w:after="80" w:line="300" w:lineRule="auto"/>
       <w:tabs>
-        <w:tab w:val="left" w:pos="2835"/>
-        <!-- 5cm (approx) -->
-        <w:tab w:val="left" w:pos="5670"/>
-        <!-- 10cm (approx) -->
-        <w:tab w:val="left" w:pos="8505"/>
-        <!-- 15cm (approx) -->
+        <w:tab w:val="left" w:pos="4536"/>
+      </w:tabs>
+    </w:pPr>
+  </w:style>
+  <w:style w:type="paragraph" w:customStyle="1" w:styleId="OptionsLayout1x4">
+    <w:name w:val="OptionsLayout1x4"/>
+    <w:basedOn w:val="Normal"/>
+    <w:qFormat/>
+    <w:pPr>
+      <w:spacing w:before="0" w:after="80" w:line="300" w:lineRule="auto"/>
+      <w:tabs>
+        <w:tab w:val="left" w:pos="2268"/>
+        <w:tab w:val="left" w:pos="4536"/>
+        <w:tab w:val="left" w:pos="6804"/>
       </w:tabs>
     </w:pPr>
   </w:style>
@@ -1156,12 +1165,18 @@
     <w:basedOn w:val="Normal"/>
     <w:qFormat/>
     <w:pPr>
-      <w:spacing w:before="240" w:after="120"/>
-    </w:pPr>
-    <w:rPr>
-      <w:b/>
-      <w:color w:val="1A5276"/>
-    </w:rPr>
+      <w:spacing w:before="200" w:after="60" w:line="300" w:lineRule="auto"/>
+      <w:ind w:left="504" w:hanging="504"/>
+    </w:pPr>
+  </w:style>
+  <w:style w:type="paragraph" w:customStyle="1" w:styleId="CenteredImage">
+    <w:name w:val="CenteredImage"/>
+    <w:basedOn w:val="Normal"/>
+    <w:qFormat/>
+    <w:pPr>
+      <w:spacing w:before="40" w:after="80" w:line="300" w:lineRule="auto"/>
+      <w:jc w:val="center"/>
+    </w:pPr>
   </w:style>
 </w:styles>
 </file>

--- a/scripts/template.docx
+++ b/scripts/template.docx
@@ -1145,6 +1145,7 @@
       <w:tabs>
         <w:tab w:val="left" w:pos="4536"/>
       </w:tabs>
+      <w:ind w:left="400" w:hanging="283"/>
     </w:pPr>
   </w:style>
   <w:style w:type="paragraph" w:customStyle="1" w:styleId="OptionsLayout1x4">
@@ -1158,6 +1159,7 @@
         <w:tab w:val="left" w:pos="4536"/>
         <w:tab w:val="left" w:pos="6804"/>
       </w:tabs>
+      <w:ind w:left="400" w:hanging="283"/>
     </w:pPr>
   </w:style>
   <w:style w:type="paragraph" w:customStyle="1" w:styleId="CauHoi">
